--- a/cases/pier-wheel/published/Pier Wheel - Facilitator Guide.docx
+++ b/cases/pier-wheel/published/Pier Wheel - Facilitator Guide.docx
@@ -122,6 +122,11 @@
     <w:p>
       <w:r>
         <w:t xml:space="preserve">Frame the format before any math: this is a real capital-review recommendation, not a worksheet with a Ferris wheel stapled on. Name the opener — "Renata has forty minutes, two spec binders that agree on almost everything, and a board that has never once overridden her memo. Whatever she writes down, in every way that matters, is the decision." The tension is not "which wheel is bigger" — it's "which wheel wins on the rule the authority actually uses to decide."</w:t>
+      </w:r>
+    </w:p>
+    <w:p>
+      <w:r>
+        <w:t xml:space="preserve">Worth surfacing early, in your own words: Renata isn't a desk engineer who's never stood on a ride — she spent six years running ride panels before going back for her engineering degree, and colleagues rib her that she's now designed the sightlines for three sunset-view wheels without ever once catching the view herself, because the person running the shift watches the loading gate, not the horizon. That's not just color — it's why she reads a spec sheet for what a rider actually experiences rather than for which wheel sounds more impressive on paper, and it's a useful frame to have in the room before Anchor 2's question about what "better design" even means.</w:t>
       </w:r>
     </w:p>
     <w:p>
